--- a/storage/templates/normalized-docx/BM-211/BM-211_normalized.docx
+++ b/storage/templates/normalized-docx/BM-211/BM-211_normalized.docx
@@ -892,7 +892,7 @@
           <w:rFonts w:cs="Times New Roman" w:ascii="Times New Roman" w:hAnsi="Times New Roman"/>
           <w:szCs w:val="28"/>
         </w:rPr>
-        <w:t>{{document.field}}</w:t>
+        <w:t>{{document.fullDocumentCode}}</w:t>
       </w:r>
       <w:r>
         <w:rPr>
@@ -954,7 +954,7 @@
         <w:rPr>
           <w:rFonts w:cs="Times New Roman" w:ascii="Times New Roman" w:hAnsi="Times New Roman"/>
         </w:rPr>
-        <w:t>{{recipients.field}}</w:t>
+        <w:t>{{recipients.personLine6}}</w:t>
       </w:r>
     </w:p>
     <w:p>
@@ -970,7 +970,7 @@
         <w:rPr>
           <w:rFonts w:cs="Times New Roman" w:ascii="Times New Roman" w:hAnsi="Times New Roman"/>
         </w:rPr>
-        <w:t>{{recipients.field}}</w:t>
+        <w:t>{{recipients.personLine7}}</w:t>
       </w:r>
       <w:r>
         <w:rPr>
@@ -982,9 +982,9 @@
         <w:rPr>
           <w:rFonts w:cs="Times New Roman" w:ascii="Times New Roman" w:hAnsi="Times New Roman"/>
         </w:rPr>
-        <w:t>{{recipients.field}}</w:t>
+        <w:t>{{recipients.personLine8}}</w:t>
         <w:tab/>
-        <w:t>{{recipients.field}}</w:t>
+        <w:t>{{recipients.personLine9}}</w:t>
       </w:r>
     </w:p>
     <w:p>
@@ -1000,9 +1000,9 @@
         <w:rPr>
           <w:rFonts w:cs="Times New Roman" w:ascii="Times New Roman" w:hAnsi="Times New Roman"/>
         </w:rPr>
-        <w:t>{{recipients.field}}</w:t>
+        <w:t>{{recipients.personLine10}}</w:t>
         <w:tab/>
-        <w:t>{{recipients.field}}</w:t>
+        <w:t>{{recipients.personLine11}}</w:t>
       </w:r>
     </w:p>
     <w:p>
@@ -1018,7 +1018,7 @@
         <w:rPr>
           <w:rFonts w:cs="Times New Roman" w:ascii="Times New Roman" w:hAnsi="Times New Roman"/>
         </w:rPr>
-        <w:t>{{recipients.field}}</w:t>
+        <w:t>{{recipients.personLine12}}</w:t>
       </w:r>
     </w:p>
     <w:p>
@@ -1034,7 +1034,7 @@
         <w:rPr>
           <w:rFonts w:cs="Times New Roman" w:ascii="Times New Roman" w:hAnsi="Times New Roman"/>
         </w:rPr>
-        <w:t>{{recipients.field}}</w:t>
+        <w:t>{{recipients.personLine13}}</w:t>
       </w:r>
     </w:p>
     <w:p>
@@ -1050,7 +1050,7 @@
         <w:rPr>
           <w:rFonts w:cs="Times New Roman" w:ascii="Times New Roman" w:hAnsi="Times New Roman"/>
         </w:rPr>
-        <w:t>{{recipients.field}}</w:t>
+        <w:t>{{recipients.personLine14}}</w:t>
       </w:r>
       <w:r>
         <w:rPr>
@@ -1062,7 +1062,7 @@
         <w:rPr>
           <w:rFonts w:cs="Times New Roman" w:ascii="Times New Roman" w:hAnsi="Times New Roman"/>
         </w:rPr>
-        <w:t>{{recipients.field}}</w:t>
+        <w:t>{{case.caseNumber}}</w:t>
       </w:r>
       <w:r>
         <w:rPr>
@@ -1074,7 +1074,7 @@
         <w:rPr>
           <w:rFonts w:cs="Times New Roman" w:ascii="Times New Roman" w:hAnsi="Times New Roman"/>
         </w:rPr>
-        <w:t>{{recipients.field}}</w:t>
+        <w:t>{{case.caseNumber2}}</w:t>
       </w:r>
     </w:p>
     <w:p>
@@ -1114,7 +1114,7 @@
         <w:rPr>
           <w:rFonts w:cs="Times New Roman" w:ascii="Times New Roman" w:hAnsi="Times New Roman"/>
         </w:rPr>
-        <w:t>{{document.field}}</w:t>
+        <w:t>{{document.issueDate}}</w:t>
       </w:r>
     </w:p>
     <w:p>
@@ -1142,7 +1142,7 @@
         <w:rPr>
           <w:rFonts w:cs="Times New Roman" w:ascii="Times New Roman" w:hAnsi="Times New Roman"/>
         </w:rPr>
-        <w:t>{{recipients.field}}</w:t>
+        <w:t>{{recipients.personLine15}}</w:t>
       </w:r>
     </w:p>
     <w:p>
@@ -1168,7 +1168,7 @@
         <w:rPr>
           <w:rFonts w:cs="Times New Roman" w:ascii="Times New Roman" w:hAnsi="Times New Roman"/>
         </w:rPr>
-        <w:t>{{recipients.field}}</w:t>
+        <w:t>{{recipients.personLine16}}</w:t>
       </w:r>
     </w:p>
     <w:p>
@@ -1212,7 +1212,7 @@
         <w:rPr>
           <w:rFonts w:cs="Times New Roman" w:ascii="Times New Roman" w:hAnsi="Times New Roman"/>
         </w:rPr>
-        <w:t>{{document.field}}</w:t>
+        <w:t>{{recipients.personLine2}}</w:t>
       </w:r>
       <w:r>
         <w:rPr>
@@ -1220,7 +1220,7 @@
           <w:spacing w:val="-4"/>
           <w:szCs w:val="28"/>
         </w:rPr>
-        <w:t>{{document.field}}</w:t>
+        <w:t>{{recipients.personLine3}}</w:t>
       </w:r>
     </w:p>
     <w:p>
@@ -1247,7 +1247,7 @@
         <w:rPr>
           <w:rFonts w:cs="Times New Roman" w:ascii="Times New Roman" w:hAnsi="Times New Roman"/>
         </w:rPr>
-        <w:t>{{recipients.field}}</w:t>
+        <w:t>{{recipients.personLine16}}</w:t>
       </w:r>
       <w:r>
         <w:rPr>
@@ -1259,7 +1259,7 @@
         <w:rPr>
           <w:rFonts w:cs="Times New Roman" w:ascii="Times New Roman" w:hAnsi="Times New Roman"/>
         </w:rPr>
-        <w:t xml:space="preserve">{{recipients.field}}</w:t>
+        <w:t xml:space="preserve">{{recipients.personLine16}}</w:t>
       </w:r>
     </w:p>
     <w:p>
@@ -1299,7 +1299,7 @@
         <w:rPr>
           <w:rFonts w:cs="Times New Roman" w:ascii="Times New Roman" w:hAnsi="Times New Roman"/>
         </w:rPr>
-        <w:t>{{recipients.field}}</w:t>
+        <w:t>{{recipients.personLine16}}</w:t>
       </w:r>
       <w:r>
         <w:rPr>
@@ -1364,14 +1364,14 @@
         <w:rPr>
           <w:rFonts w:cs="Times New Roman" w:ascii="Times New Roman" w:hAnsi="Times New Roman"/>
         </w:rPr>
-        <w:t>{{document.field}}</w:t>
+        <w:t>{{recipients.personLine4}}</w:t>
       </w:r>
       <w:r>
         <w:rPr>
           <w:rFonts w:cs="Times New Roman" w:ascii="Times New Roman" w:hAnsi="Times New Roman"/>
           <w:szCs w:val="28"/>
         </w:rPr>
-        <w:t>{{document.field}}</w:t>
+        <w:t>{{recipients.personLine5}}</w:t>
       </w:r>
     </w:p>
     <w:p>
